--- a/src/_SWMS-RPD-TASK-260318-V10_TEMPLATE.docx
+++ b/src/_SWMS-RPD-TASK-260318-V10_TEMPLATE.docx
@@ -12589,80 +12589,9 @@
           </w:pPr>
           <w:r>
             <w:rPr>
-              <w:rFonts w:asciiTheme="minorHAnsi" w:hAnsiTheme="minorHAnsi"/>
               <w:sz w:val="18"/>
-              <w:szCs w:val="18"/>
             </w:rPr>
-            <w:fldChar w:fldCharType="begin"/>
-          </w:r>
-          <w:r>
-            <w:rPr>
-              <w:rFonts w:asciiTheme="minorHAnsi" w:hAnsiTheme="minorHAnsi"/>
-              <w:sz w:val="18"/>
-              <w:szCs w:val="18"/>
-            </w:rPr>
-            <w:instrText xml:space="preserve"> FILENAME \* MERGEFORMAT </w:instrText>
-          </w:r>
-          <w:r>
-            <w:rPr>
-              <w:rFonts w:asciiTheme="minorHAnsi" w:hAnsiTheme="minorHAnsi"/>
-              <w:sz w:val="18"/>
-              <w:szCs w:val="18"/>
-            </w:rPr>
-            <w:fldChar w:fldCharType="separate"/>
-          </w:r>
-          <w:r>
-            <w:rPr>
-              <w:rFonts w:asciiTheme="minorHAnsi" w:hAnsiTheme="minorHAnsi"/>
-              <w:noProof/>
-              <w:sz w:val="18"/>
-              <w:szCs w:val="18"/>
-            </w:rPr>
-            <w:t>SWMS-26031</w:t>
-          </w:r>
-          <w:r>
-            <w:rPr>
-              <w:rFonts w:asciiTheme="minorHAnsi" w:hAnsiTheme="minorHAnsi"/>
-              <w:noProof/>
-              <w:sz w:val="18"/>
-              <w:szCs w:val="18"/>
-            </w:rPr>
-            <w:t>8</w:t>
-          </w:r>
-          <w:r>
-            <w:rPr>
-              <w:rFonts w:asciiTheme="minorHAnsi" w:hAnsiTheme="minorHAnsi"/>
-              <w:noProof/>
-              <w:sz w:val="18"/>
-              <w:szCs w:val="18"/>
-            </w:rPr>
-            <w:t>-V</w:t>
-          </w:r>
-          <w:r>
-            <w:rPr>
-              <w:rFonts w:asciiTheme="minorHAnsi" w:hAnsiTheme="minorHAnsi"/>
-              <w:noProof/>
-              <w:sz w:val="18"/>
-              <w:szCs w:val="18"/>
-            </w:rPr>
-            <w:t>10</w:t>
-          </w:r>
-          <w:r>
-            <w:rPr>
-              <w:rFonts w:asciiTheme="minorHAnsi" w:hAnsiTheme="minorHAnsi"/>
-              <w:noProof/>
-              <w:sz w:val="18"/>
-              <w:szCs w:val="18"/>
-            </w:rPr>
-            <w:t>.docx</w:t>
-          </w:r>
-          <w:r>
-            <w:rPr>
-              <w:rFonts w:asciiTheme="minorHAnsi" w:hAnsiTheme="minorHAnsi"/>
-              <w:sz w:val="18"/>
-              <w:szCs w:val="18"/>
-            </w:rPr>
-            <w:fldChar w:fldCharType="end"/>
+            <w:t>[DOCUMENT_FILENAME]</w:t>
           </w:r>
         </w:p>
       </w:tc>
@@ -12687,19 +12616,9 @@
           </w:pPr>
           <w:r>
             <w:rPr>
-              <w:rFonts w:asciiTheme="minorHAnsi" w:hAnsiTheme="minorHAnsi"/>
               <w:sz w:val="18"/>
-              <w:szCs w:val="18"/>
             </w:rPr>
-            <w:t xml:space="preserve">Version: </w:t>
-          </w:r>
-          <w:r>
-            <w:rPr>
-              <w:rFonts w:asciiTheme="minorHAnsi" w:hAnsiTheme="minorHAnsi"/>
-              <w:sz w:val="18"/>
-              <w:szCs w:val="18"/>
-            </w:rPr>
-            <w:t>10</w:t>
+            <w:t>[DOCUMENT_VERSION]</w:t>
           </w:r>
         </w:p>
       </w:tc>
@@ -12749,11 +12668,9 @@
           </w:pPr>
           <w:r>
             <w:rPr>
-              <w:rFonts w:asciiTheme="minorHAnsi" w:hAnsiTheme="minorHAnsi"/>
               <w:sz w:val="18"/>
-              <w:szCs w:val="18"/>
             </w:rPr>
-            <w:t>Issue Date: 31-03-2026 / Review Date: 31-03-2027</w:t>
+            <w:t>[DOCUMENT_DATES]</w:t>
           </w:r>
         </w:p>
       </w:tc>
